--- a/lab_1/questions.docx
+++ b/lab_1/questions.docx
@@ -107,33 +107,6 @@
     <w:p>
       <w:pPr>
         <w:rPr>
-          <w:lang w:val="fr-CA"/>
-        </w:rPr>
-      </w:pPr>
-    </w:p>
-    <w:p>
-      <w:pPr>
-        <w:pStyle w:val="Subtitle"/>
-        <w:rPr>
-          <w:lang w:val="fr-CA"/>
-        </w:rPr>
-      </w:pPr>
-      <w:r>
-        <w:rPr>
-          <w:lang w:val="fr-CA"/>
-        </w:rPr>
-        <w:t xml:space="preserve">Partie </w:t>
-      </w:r>
-      <w:r>
-        <w:rPr>
-          <w:lang w:val="fr-CA"/>
-        </w:rPr>
-        <w:t>2</w:t>
-      </w:r>
-    </w:p>
-    <w:p>
-      <w:pPr>
-        <w:rPr>
           <w:rStyle w:val="SubtleEmphasis"/>
           <w:lang w:val="fr-CA"/>
         </w:rPr>
@@ -152,6 +125,28 @@
         </w:rPr>
         <w:t xml:space="preserve"> </w:t>
       </w:r>
+      <w:r>
+        <w:rPr>
+          <w:rStyle w:val="SubtleEmphasis"/>
+          <w:lang w:val="fr-CA"/>
+        </w:rPr>
+        <w:t>Qu’elle est le terme pour préparer la pointe du fer à souder?</w:t>
+      </w:r>
+    </w:p>
+    <w:p>
+      <w:pPr>
+        <w:rPr>
+          <w:rStyle w:val="SubtleEmphasis"/>
+          <w:lang w:val="fr-CA"/>
+        </w:rPr>
+      </w:pPr>
+      <w:r>
+        <w:rPr>
+          <w:rStyle w:val="SubtleEmphasis"/>
+          <w:lang w:val="fr-CA"/>
+        </w:rPr>
+        <w:t xml:space="preserve">                         À quoi ça sert?</w:t>
+      </w:r>
     </w:p>
     <w:p>
       <w:pPr>
@@ -260,23 +255,60 @@
           <w:rStyle w:val="SubtleEmphasis"/>
           <w:lang w:val="fr-CA"/>
         </w:rPr>
-        <w:t xml:space="preserve">Question 2: </w:t>
-      </w:r>
-    </w:p>
-    <w:p>
-      <w:pPr>
-        <w:rPr>
-          <w:rStyle w:val="SubtleEmphasis"/>
-          <w:i w:val="0"/>
-          <w:iCs w:val="0"/>
-          <w:lang w:val="fr-CA"/>
-        </w:rPr>
-      </w:pPr>
-      <w:r>
-        <w:rPr>
-          <w:rStyle w:val="SubtleEmphasis"/>
-          <w:i w:val="0"/>
-          <w:iCs w:val="0"/>
+        <w:t>Question 2:</w:t>
+      </w:r>
+      <w:r>
+        <w:rPr>
+          <w:rStyle w:val="SubtleEmphasis"/>
+          <w:lang w:val="fr-CA"/>
+        </w:rPr>
+        <w:t xml:space="preserve"> Décri</w:t>
+      </w:r>
+      <w:r>
+        <w:rPr>
+          <w:rStyle w:val="SubtleEmphasis"/>
+          <w:lang w:val="fr-CA"/>
+        </w:rPr>
+        <w:t>vez</w:t>
+      </w:r>
+      <w:r>
+        <w:rPr>
+          <w:rStyle w:val="SubtleEmphasis"/>
+          <w:lang w:val="fr-CA"/>
+        </w:rPr>
+        <w:t xml:space="preserve"> 2 couches sur </w:t>
+      </w:r>
+      <w:r>
+        <w:rPr>
+          <w:rStyle w:val="SubtleEmphasis"/>
+          <w:lang w:val="fr-CA"/>
+        </w:rPr>
+        <w:t>d</w:t>
+      </w:r>
+      <w:r>
+        <w:rPr>
+          <w:rStyle w:val="SubtleEmphasis"/>
+          <w:lang w:val="fr-CA"/>
+        </w:rPr>
+        <w:t>es circuits imprimés</w:t>
+      </w:r>
+      <w:r>
+        <w:rPr>
+          <w:rStyle w:val="SubtleEmphasis"/>
+          <w:lang w:val="fr-CA"/>
+        </w:rPr>
+        <w:t>,</w:t>
+      </w:r>
+      <w:r>
+        <w:rPr>
+          <w:rStyle w:val="SubtleEmphasis"/>
+          <w:lang w:val="fr-CA"/>
+        </w:rPr>
+        <w:t xml:space="preserve"> ainsi que leur utilité</w:t>
+      </w:r>
+      <w:r>
+        <w:rPr>
+          <w:rStyle w:val="SubtleEmphasis"/>
           <w:lang w:val="fr-CA"/>
         </w:rPr>
         <w:t>.</w:t>
@@ -367,121 +399,57 @@
           <w:lang w:val="fr-CA"/>
         </w:rPr>
       </w:pPr>
-    </w:p>
-    <w:p>
-      <w:pPr>
-        <w:rPr>
-          <w:rStyle w:val="SubtleEmphasis"/>
-          <w:i w:val="0"/>
-          <w:iCs w:val="0"/>
-          <w:lang w:val="fr-CA"/>
-        </w:rPr>
-      </w:pPr>
-    </w:p>
-    <w:p>
-      <w:pPr>
-        <w:rPr>
-          <w:rStyle w:val="SubtleEmphasis"/>
-          <w:i w:val="0"/>
-          <w:iCs w:val="0"/>
-          <w:lang w:val="fr-CA"/>
-        </w:rPr>
-      </w:pPr>
-    </w:p>
-    <w:p>
-      <w:pPr>
-        <w:rPr>
-          <w:rStyle w:val="SubtleEmphasis"/>
-          <w:i w:val="0"/>
-          <w:iCs w:val="0"/>
-          <w:lang w:val="fr-CA"/>
-        </w:rPr>
-      </w:pPr>
-    </w:p>
-    <w:p>
-      <w:pPr>
-        <w:rPr>
-          <w:rStyle w:val="SubtleEmphasis"/>
-          <w:i w:val="0"/>
-          <w:iCs w:val="0"/>
-          <w:lang w:val="fr-CA"/>
-        </w:rPr>
-      </w:pPr>
-    </w:p>
-    <w:p>
-      <w:pPr>
-        <w:rPr>
-          <w:rStyle w:val="SubtleEmphasis"/>
-          <w:i w:val="0"/>
-          <w:iCs w:val="0"/>
-          <w:lang w:val="fr-CA"/>
-        </w:rPr>
-      </w:pPr>
-    </w:p>
-    <w:p>
-      <w:pPr>
-        <w:rPr>
-          <w:rStyle w:val="SubtleEmphasis"/>
-          <w:i w:val="0"/>
-          <w:iCs w:val="0"/>
-          <w:lang w:val="fr-CA"/>
-        </w:rPr>
-      </w:pPr>
-    </w:p>
-    <w:p>
-      <w:pPr>
-        <w:rPr>
-          <w:rStyle w:val="SubtleEmphasis"/>
-          <w:i w:val="0"/>
-          <w:iCs w:val="0"/>
-          <w:lang w:val="fr-CA"/>
-        </w:rPr>
-      </w:pPr>
-    </w:p>
-    <w:p>
-      <w:pPr>
-        <w:rPr>
-          <w:rStyle w:val="SubtleEmphasis"/>
-          <w:i w:val="0"/>
-          <w:iCs w:val="0"/>
-          <w:lang w:val="fr-CA"/>
-        </w:rPr>
-      </w:pPr>
-    </w:p>
-    <w:p>
-      <w:pPr>
-        <w:pStyle w:val="Subtitle"/>
-        <w:rPr>
-          <w:lang w:val="fr-CA"/>
-        </w:rPr>
-      </w:pPr>
-      <w:r>
-        <w:rPr>
-          <w:lang w:val="fr-CA"/>
-        </w:rPr>
-        <w:lastRenderedPageBreak/>
-        <w:t xml:space="preserve">Partie </w:t>
-      </w:r>
-      <w:r>
-        <w:rPr>
+      <w:r>
+        <w:rPr>
+          <w:rStyle w:val="SubtleEmphasis"/>
+          <w:i w:val="0"/>
+          <w:iCs w:val="0"/>
+          <w:lang w:val="fr-CA"/>
+        </w:rPr>
+        <w:t>.</w:t>
+      </w:r>
+    </w:p>
+    <w:p>
+      <w:pPr>
+        <w:rPr>
+          <w:rStyle w:val="SubtleEmphasis"/>
+          <w:lang w:val="fr-CA"/>
+        </w:rPr>
+      </w:pPr>
+      <w:r>
+        <w:rPr>
+          <w:rStyle w:val="SubtleEmphasis"/>
+          <w:lang w:val="fr-CA"/>
+        </w:rPr>
+        <w:t xml:space="preserve">Question </w:t>
+      </w:r>
+      <w:r>
+        <w:rPr>
+          <w:rStyle w:val="SubtleEmphasis"/>
           <w:lang w:val="fr-CA"/>
         </w:rPr>
         <w:t>3</w:t>
       </w:r>
-    </w:p>
-    <w:p>
-      <w:pPr>
-        <w:rPr>
-          <w:rStyle w:val="SubtleEmphasis"/>
-          <w:lang w:val="fr-CA"/>
-        </w:rPr>
-      </w:pPr>
-      <w:r>
-        <w:rPr>
-          <w:rStyle w:val="SubtleEmphasis"/>
-          <w:lang w:val="fr-CA"/>
-        </w:rPr>
-        <w:t xml:space="preserve">Question 1: </w:t>
+      <w:r>
+        <w:rPr>
+          <w:rStyle w:val="SubtleEmphasis"/>
+          <w:lang w:val="fr-CA"/>
+        </w:rPr>
+        <w:t>:</w:t>
+      </w:r>
+      <w:r>
+        <w:rPr>
+          <w:rStyle w:val="SubtleEmphasis"/>
+          <w:lang w:val="fr-CA"/>
+        </w:rPr>
+        <w:t xml:space="preserve"> </w:t>
+      </w:r>
+      <w:r>
+        <w:rPr>
+          <w:rStyle w:val="SubtleEmphasis"/>
+          <w:lang w:val="fr-CA"/>
+        </w:rPr>
+        <w:t>À quoi sert le Flux Rosin/Résine de Flux?</w:t>
       </w:r>
     </w:p>
     <w:p>
@@ -545,21 +513,6 @@
       <w:pPr>
         <w:rPr>
           <w:rStyle w:val="SubtleEmphasis"/>
-          <w:lang w:val="fr-CA"/>
-        </w:rPr>
-      </w:pPr>
-      <w:r>
-        <w:rPr>
-          <w:rStyle w:val="SubtleEmphasis"/>
-          <w:lang w:val="fr-CA"/>
-        </w:rPr>
-        <w:t xml:space="preserve">Question 2: </w:t>
-      </w:r>
-    </w:p>
-    <w:p>
-      <w:pPr>
-        <w:rPr>
-          <w:rStyle w:val="SubtleEmphasis"/>
           <w:i w:val="0"/>
           <w:iCs w:val="0"/>
           <w:lang w:val="fr-CA"/>
@@ -574,300 +527,6 @@
         </w:rPr>
         <w:t>.</w:t>
       </w:r>
-    </w:p>
-    <w:p>
-      <w:pPr>
-        <w:rPr>
-          <w:rStyle w:val="SubtleEmphasis"/>
-          <w:i w:val="0"/>
-          <w:iCs w:val="0"/>
-          <w:lang w:val="fr-CA"/>
-        </w:rPr>
-      </w:pPr>
-      <w:r>
-        <w:rPr>
-          <w:rStyle w:val="SubtleEmphasis"/>
-          <w:i w:val="0"/>
-          <w:iCs w:val="0"/>
-          <w:lang w:val="fr-CA"/>
-        </w:rPr>
-        <w:t>.</w:t>
-      </w:r>
-    </w:p>
-    <w:p>
-      <w:pPr>
-        <w:rPr>
-          <w:rStyle w:val="SubtleEmphasis"/>
-          <w:i w:val="0"/>
-          <w:iCs w:val="0"/>
-          <w:lang w:val="fr-CA"/>
-        </w:rPr>
-      </w:pPr>
-      <w:r>
-        <w:rPr>
-          <w:rStyle w:val="SubtleEmphasis"/>
-          <w:i w:val="0"/>
-          <w:iCs w:val="0"/>
-          <w:lang w:val="fr-CA"/>
-        </w:rPr>
-        <w:t>.</w:t>
-      </w:r>
-    </w:p>
-    <w:p>
-      <w:pPr>
-        <w:rPr>
-          <w:rStyle w:val="SubtleEmphasis"/>
-          <w:lang w:val="fr-CA"/>
-        </w:rPr>
-      </w:pPr>
-      <w:r>
-        <w:rPr>
-          <w:rStyle w:val="SubtleEmphasis"/>
-          <w:lang w:val="fr-CA"/>
-        </w:rPr>
-        <w:t xml:space="preserve">Question </w:t>
-      </w:r>
-      <w:r>
-        <w:rPr>
-          <w:rStyle w:val="SubtleEmphasis"/>
-          <w:lang w:val="fr-CA"/>
-        </w:rPr>
-        <w:t>3</w:t>
-      </w:r>
-      <w:r>
-        <w:rPr>
-          <w:rStyle w:val="SubtleEmphasis"/>
-          <w:lang w:val="fr-CA"/>
-        </w:rPr>
-        <w:t xml:space="preserve">: </w:t>
-      </w:r>
-    </w:p>
-    <w:p>
-      <w:pPr>
-        <w:rPr>
-          <w:rStyle w:val="SubtleEmphasis"/>
-          <w:i w:val="0"/>
-          <w:iCs w:val="0"/>
-          <w:lang w:val="fr-CA"/>
-        </w:rPr>
-      </w:pPr>
-      <w:r>
-        <w:rPr>
-          <w:rStyle w:val="SubtleEmphasis"/>
-          <w:i w:val="0"/>
-          <w:iCs w:val="0"/>
-          <w:lang w:val="fr-CA"/>
-        </w:rPr>
-        <w:t>.</w:t>
-      </w:r>
-    </w:p>
-    <w:p>
-      <w:pPr>
-        <w:rPr>
-          <w:rStyle w:val="SubtleEmphasis"/>
-          <w:i w:val="0"/>
-          <w:iCs w:val="0"/>
-          <w:lang w:val="fr-CA"/>
-        </w:rPr>
-      </w:pPr>
-      <w:r>
-        <w:rPr>
-          <w:rStyle w:val="SubtleEmphasis"/>
-          <w:i w:val="0"/>
-          <w:iCs w:val="0"/>
-          <w:lang w:val="fr-CA"/>
-        </w:rPr>
-        <w:t>.</w:t>
-      </w:r>
-    </w:p>
-    <w:p>
-      <w:pPr>
-        <w:rPr>
-          <w:rStyle w:val="SubtleEmphasis"/>
-          <w:i w:val="0"/>
-          <w:iCs w:val="0"/>
-          <w:lang w:val="fr-CA"/>
-        </w:rPr>
-      </w:pPr>
-      <w:r>
-        <w:rPr>
-          <w:rStyle w:val="SubtleEmphasis"/>
-          <w:i w:val="0"/>
-          <w:iCs w:val="0"/>
-          <w:lang w:val="fr-CA"/>
-        </w:rPr>
-        <w:t>.</w:t>
-      </w:r>
-    </w:p>
-    <w:p>
-      <w:pPr>
-        <w:rPr>
-          <w:rStyle w:val="SubtleEmphasis"/>
-          <w:i w:val="0"/>
-          <w:iCs w:val="0"/>
-          <w:lang w:val="fr-CA"/>
-        </w:rPr>
-      </w:pPr>
-    </w:p>
-    <w:p>
-      <w:pPr>
-        <w:rPr>
-          <w:rStyle w:val="SubtleEmphasis"/>
-          <w:i w:val="0"/>
-          <w:iCs w:val="0"/>
-          <w:lang w:val="fr-CA"/>
-        </w:rPr>
-      </w:pPr>
-    </w:p>
-    <w:p>
-      <w:pPr>
-        <w:pStyle w:val="Subtitle"/>
-        <w:rPr>
-          <w:lang w:val="fr-CA"/>
-        </w:rPr>
-      </w:pPr>
-      <w:r>
-        <w:rPr>
-          <w:lang w:val="fr-CA"/>
-        </w:rPr>
-        <w:t xml:space="preserve">Partie </w:t>
-      </w:r>
-      <w:r>
-        <w:rPr>
-          <w:lang w:val="fr-CA"/>
-        </w:rPr>
-        <w:t>4</w:t>
-      </w:r>
-    </w:p>
-    <w:p>
-      <w:pPr>
-        <w:rPr>
-          <w:rStyle w:val="SubtleEmphasis"/>
-          <w:lang w:val="fr-CA"/>
-        </w:rPr>
-      </w:pPr>
-      <w:r>
-        <w:rPr>
-          <w:rStyle w:val="SubtleEmphasis"/>
-          <w:lang w:val="fr-CA"/>
-        </w:rPr>
-        <w:t xml:space="preserve">Question 1: </w:t>
-      </w:r>
-    </w:p>
-    <w:p>
-      <w:pPr>
-        <w:rPr>
-          <w:rStyle w:val="SubtleEmphasis"/>
-          <w:i w:val="0"/>
-          <w:iCs w:val="0"/>
-          <w:lang w:val="fr-CA"/>
-        </w:rPr>
-      </w:pPr>
-      <w:r>
-        <w:rPr>
-          <w:rStyle w:val="SubtleEmphasis"/>
-          <w:i w:val="0"/>
-          <w:iCs w:val="0"/>
-          <w:lang w:val="fr-CA"/>
-        </w:rPr>
-        <w:t>.</w:t>
-      </w:r>
-    </w:p>
-    <w:p>
-      <w:pPr>
-        <w:rPr>
-          <w:rStyle w:val="SubtleEmphasis"/>
-          <w:i w:val="0"/>
-          <w:iCs w:val="0"/>
-          <w:lang w:val="fr-CA"/>
-        </w:rPr>
-      </w:pPr>
-      <w:r>
-        <w:rPr>
-          <w:rStyle w:val="SubtleEmphasis"/>
-          <w:i w:val="0"/>
-          <w:iCs w:val="0"/>
-          <w:lang w:val="fr-CA"/>
-        </w:rPr>
-        <w:t>.</w:t>
-      </w:r>
-    </w:p>
-    <w:p>
-      <w:pPr>
-        <w:rPr>
-          <w:rStyle w:val="SubtleEmphasis"/>
-          <w:i w:val="0"/>
-          <w:iCs w:val="0"/>
-          <w:lang w:val="fr-CA"/>
-        </w:rPr>
-      </w:pPr>
-      <w:r>
-        <w:rPr>
-          <w:rStyle w:val="SubtleEmphasis"/>
-          <w:i w:val="0"/>
-          <w:iCs w:val="0"/>
-          <w:lang w:val="fr-CA"/>
-        </w:rPr>
-        <w:t>.</w:t>
-      </w:r>
-    </w:p>
-    <w:p>
-      <w:pPr>
-        <w:rPr>
-          <w:rStyle w:val="SubtleEmphasis"/>
-          <w:i w:val="0"/>
-          <w:iCs w:val="0"/>
-          <w:lang w:val="fr-CA"/>
-        </w:rPr>
-      </w:pPr>
-      <w:r>
-        <w:rPr>
-          <w:rStyle w:val="SubtleEmphasis"/>
-          <w:i w:val="0"/>
-          <w:iCs w:val="0"/>
-          <w:lang w:val="fr-CA"/>
-        </w:rPr>
-        <w:t>.</w:t>
-      </w:r>
-    </w:p>
-    <w:p>
-      <w:pPr>
-        <w:rPr>
-          <w:rStyle w:val="SubtleEmphasis"/>
-          <w:i w:val="0"/>
-          <w:iCs w:val="0"/>
-          <w:lang w:val="fr-CA"/>
-        </w:rPr>
-      </w:pPr>
-      <w:r>
-        <w:rPr>
-          <w:rStyle w:val="SubtleEmphasis"/>
-          <w:i w:val="0"/>
-          <w:iCs w:val="0"/>
-          <w:lang w:val="fr-CA"/>
-        </w:rPr>
-        <w:t>.</w:t>
-      </w:r>
-    </w:p>
-    <w:p>
-      <w:pPr>
-        <w:rPr>
-          <w:rStyle w:val="SubtleEmphasis"/>
-          <w:i w:val="0"/>
-          <w:iCs w:val="0"/>
-          <w:lang w:val="fr-CA"/>
-        </w:rPr>
-      </w:pPr>
-    </w:p>
-    <w:p>
-      <w:pPr>
-        <w:rPr>
-          <w:rStyle w:val="SubtleEmphasis"/>
-          <w:i w:val="0"/>
-          <w:iCs w:val="0"/>
-          <w:lang w:val="fr-CA"/>
-        </w:rPr>
-      </w:pPr>
     </w:p>
     <w:p>
       <w:pPr>

--- a/lab_1/questions.docx
+++ b/lab_1/questions.docx
@@ -262,53 +262,30 @@
           <w:rStyle w:val="SubtleEmphasis"/>
           <w:lang w:val="fr-CA"/>
         </w:rPr>
-        <w:t xml:space="preserve"> Décri</w:t>
-      </w:r>
-      <w:r>
-        <w:rPr>
-          <w:rStyle w:val="SubtleEmphasis"/>
-          <w:lang w:val="fr-CA"/>
-        </w:rPr>
-        <w:t>vez</w:t>
-      </w:r>
-      <w:r>
-        <w:rPr>
-          <w:rStyle w:val="SubtleEmphasis"/>
-          <w:lang w:val="fr-CA"/>
-        </w:rPr>
-        <w:t xml:space="preserve"> 2 couches sur </w:t>
-      </w:r>
-      <w:r>
-        <w:rPr>
-          <w:rStyle w:val="SubtleEmphasis"/>
-          <w:lang w:val="fr-CA"/>
-        </w:rPr>
-        <w:t>d</w:t>
-      </w:r>
-      <w:r>
-        <w:rPr>
-          <w:rStyle w:val="SubtleEmphasis"/>
-          <w:lang w:val="fr-CA"/>
-        </w:rPr>
-        <w:t>es circuits imprimés</w:t>
-      </w:r>
-      <w:r>
-        <w:rPr>
-          <w:rStyle w:val="SubtleEmphasis"/>
-          <w:lang w:val="fr-CA"/>
-        </w:rPr>
-        <w:t>,</w:t>
-      </w:r>
-      <w:r>
-        <w:rPr>
-          <w:rStyle w:val="SubtleEmphasis"/>
-          <w:lang w:val="fr-CA"/>
-        </w:rPr>
-        <w:t xml:space="preserve"> ainsi que leur utilité</w:t>
-      </w:r>
-      <w:r>
-        <w:rPr>
-          <w:rStyle w:val="SubtleEmphasis"/>
+        <w:t xml:space="preserve"> </w:t>
+      </w:r>
+      <w:r>
+        <w:rPr>
+          <w:rStyle w:val="SubtleEmphasis"/>
+          <w:lang w:val="fr-CA"/>
+        </w:rPr>
+        <w:t>Qu’est-ce que la norme RoHS?</w:t>
+      </w:r>
+    </w:p>
+    <w:p>
+      <w:pPr>
+        <w:rPr>
+          <w:rStyle w:val="SubtleEmphasis"/>
+          <w:i w:val="0"/>
+          <w:iCs w:val="0"/>
+          <w:lang w:val="fr-CA"/>
+        </w:rPr>
+      </w:pPr>
+      <w:r>
+        <w:rPr>
+          <w:rStyle w:val="SubtleEmphasis"/>
+          <w:i w:val="0"/>
+          <w:iCs w:val="0"/>
           <w:lang w:val="fr-CA"/>
         </w:rPr>
         <w:t>.</w:t>
@@ -394,25 +371,6 @@
       <w:pPr>
         <w:rPr>
           <w:rStyle w:val="SubtleEmphasis"/>
-          <w:i w:val="0"/>
-          <w:iCs w:val="0"/>
-          <w:lang w:val="fr-CA"/>
-        </w:rPr>
-      </w:pPr>
-      <w:r>
-        <w:rPr>
-          <w:rStyle w:val="SubtleEmphasis"/>
-          <w:i w:val="0"/>
-          <w:iCs w:val="0"/>
-          <w:lang w:val="fr-CA"/>
-        </w:rPr>
-        <w:t>.</w:t>
-      </w:r>
-    </w:p>
-    <w:p>
-      <w:pPr>
-        <w:rPr>
-          <w:rStyle w:val="SubtleEmphasis"/>
           <w:lang w:val="fr-CA"/>
         </w:rPr>
       </w:pPr>
@@ -449,7 +407,14 @@
           <w:rStyle w:val="SubtleEmphasis"/>
           <w:lang w:val="fr-CA"/>
         </w:rPr>
-        <w:t>À quoi sert le Flux Rosin/Résine de Flux?</w:t>
+        <w:t>Qu’elles sont les méthodes pour souder 2 fils ensemble</w:t>
+      </w:r>
+      <w:r>
+        <w:rPr>
+          <w:rStyle w:val="SubtleEmphasis"/>
+          <w:lang w:val="fr-CA"/>
+        </w:rPr>
+        <w:t>?</w:t>
       </w:r>
     </w:p>
     <w:p>

--- a/lab_1/questions.docx
+++ b/lab_1/questions.docx
@@ -407,7 +407,21 @@
           <w:rStyle w:val="SubtleEmphasis"/>
           <w:lang w:val="fr-CA"/>
         </w:rPr>
-        <w:t>Qu’elles sont les méthodes pour souder 2 fils ensemble</w:t>
+        <w:t xml:space="preserve">Qu’elles sont les </w:t>
+      </w:r>
+      <w:r>
+        <w:rPr>
+          <w:rStyle w:val="SubtleEmphasis"/>
+          <w:lang w:val="fr-CA"/>
+        </w:rPr>
+        <w:t xml:space="preserve">2 </w:t>
+      </w:r>
+      <w:r>
+        <w:rPr>
+          <w:rStyle w:val="SubtleEmphasis"/>
+          <w:lang w:val="fr-CA"/>
+        </w:rPr>
+        <w:t>méthodes pour souder 2 fils ensemble</w:t>
       </w:r>
       <w:r>
         <w:rPr>
